--- a/공공/신청·동의/후원신청서.docx
+++ b/공공/신청·동의/후원신청서.docx
@@ -4,7 +4,7 @@
   <w:body>
     <w:p>
       <w:pPr>
-        <w:spacing w:after="26" w:before="0" w:line="312" w:lineRule="auto"/>
+        <w:spacing w:after="37" w:before="0" w:line="312" w:lineRule="auto"/>
         <w:jc w:val="center"/>
       </w:pPr>
       <w:r>
@@ -19,7 +19,7 @@
     </w:p>
     <w:p>
       <w:pPr>
-        <w:spacing w:after="66" w:before="0" w:line="312" w:lineRule="auto"/>
+        <w:spacing w:after="92" w:before="0" w:line="312" w:lineRule="auto"/>
         <w:jc w:val="left"/>
         <w:pBdr>
           <w:bottom w:val="single" w:sz="14" w:space="2" w:color="24384F"/>
@@ -35,7 +35,7 @@
     </w:p>
     <w:p>
       <w:pPr>
-        <w:spacing w:after="26" w:before="53" w:line="312" w:lineRule="auto"/>
+        <w:spacing w:after="37" w:before="74" w:line="312" w:lineRule="auto"/>
         <w:jc w:val="left"/>
         <w:pBdr>
           <w:bottom w:val="single" w:sz="6" w:space="2" w:color="C9D2DD"/>
@@ -76,7 +76,7 @@
       </w:tblGrid>
       <w:tr>
         <w:trPr>
-          <w:trHeight w:val="299" w:hRule="atLeast"/>
+          <w:trHeight w:val="417" w:hRule="atLeast"/>
         </w:trPr>
         <w:tc>
           <w:tcPr>
@@ -191,7 +191,7 @@
       </w:tr>
       <w:tr>
         <w:trPr>
-          <w:trHeight w:val="299" w:hRule="atLeast"/>
+          <w:trHeight w:val="417" w:hRule="atLeast"/>
         </w:trPr>
         <w:tc>
           <w:tcPr>
@@ -252,7 +252,7 @@
       </w:tr>
       <w:tr>
         <w:trPr>
-          <w:trHeight w:val="299" w:hRule="atLeast"/>
+          <w:trHeight w:val="417" w:hRule="atLeast"/>
         </w:trPr>
         <w:tc>
           <w:tcPr>
@@ -367,7 +367,7 @@
       </w:tr>
       <w:tr>
         <w:trPr>
-          <w:trHeight w:val="299" w:hRule="atLeast"/>
+          <w:trHeight w:val="417" w:hRule="atLeast"/>
         </w:trPr>
         <w:tc>
           <w:tcPr>
@@ -483,7 +483,7 @@
     </w:tbl>
     <w:p>
       <w:pPr>
-        <w:spacing w:after="26" w:before="0" w:line="312" w:lineRule="auto"/>
+        <w:spacing w:after="37" w:before="0" w:line="312" w:lineRule="auto"/>
         <w:jc w:val="left"/>
       </w:pPr>
       <w:r>
@@ -496,7 +496,7 @@
     </w:p>
     <w:p>
       <w:pPr>
-        <w:spacing w:after="26" w:before="53" w:line="312" w:lineRule="auto"/>
+        <w:spacing w:after="37" w:before="74" w:line="312" w:lineRule="auto"/>
         <w:jc w:val="left"/>
         <w:pBdr>
           <w:bottom w:val="single" w:sz="6" w:space="2" w:color="C9D2DD"/>
@@ -537,7 +537,7 @@
       </w:tblGrid>
       <w:tr>
         <w:trPr>
-          <w:trHeight w:val="299" w:hRule="atLeast"/>
+          <w:trHeight w:val="417" w:hRule="atLeast"/>
         </w:trPr>
         <w:tc>
           <w:tcPr>
@@ -653,7 +653,7 @@
       </w:tr>
       <w:tr>
         <w:trPr>
-          <w:trHeight w:val="299" w:hRule="atLeast"/>
+          <w:trHeight w:val="417" w:hRule="atLeast"/>
         </w:trPr>
         <w:tc>
           <w:tcPr>
@@ -770,7 +770,7 @@
       </w:tr>
       <w:tr>
         <w:trPr>
-          <w:trHeight w:val="299" w:hRule="atLeast"/>
+          <w:trHeight w:val="417" w:hRule="atLeast"/>
         </w:trPr>
         <w:tc>
           <w:tcPr>
@@ -832,7 +832,7 @@
     </w:tbl>
     <w:p>
       <w:pPr>
-        <w:spacing w:after="26" w:before="0" w:line="312" w:lineRule="auto"/>
+        <w:spacing w:after="37" w:before="0" w:line="312" w:lineRule="auto"/>
         <w:jc w:val="left"/>
       </w:pPr>
       <w:r>
@@ -845,7 +845,7 @@
     </w:p>
     <w:p>
       <w:pPr>
-        <w:spacing w:after="26" w:before="53" w:line="312" w:lineRule="auto"/>
+        <w:spacing w:after="37" w:before="74" w:line="312" w:lineRule="auto"/>
         <w:jc w:val="left"/>
         <w:pBdr>
           <w:bottom w:val="single" w:sz="6" w:space="2" w:color="C9D2DD"/>
@@ -886,7 +886,7 @@
       </w:tblGrid>
       <w:tr>
         <w:trPr>
-          <w:trHeight w:val="299" w:hRule="atLeast"/>
+          <w:trHeight w:val="417" w:hRule="atLeast"/>
         </w:trPr>
         <w:tc>
           <w:tcPr>
@@ -1002,7 +1002,7 @@
       </w:tr>
       <w:tr>
         <w:trPr>
-          <w:trHeight w:val="299" w:hRule="atLeast"/>
+          <w:trHeight w:val="417" w:hRule="atLeast"/>
         </w:trPr>
         <w:tc>
           <w:tcPr>
@@ -1117,7 +1117,7 @@
       </w:tr>
       <w:tr>
         <w:trPr>
-          <w:trHeight w:val="299" w:hRule="atLeast"/>
+          <w:trHeight w:val="417" w:hRule="atLeast"/>
         </w:trPr>
         <w:tc>
           <w:tcPr>
@@ -1234,7 +1234,7 @@
     </w:tbl>
     <w:p>
       <w:pPr>
-        <w:spacing w:after="26" w:before="0" w:line="312" w:lineRule="auto"/>
+        <w:spacing w:after="37" w:before="0" w:line="312" w:lineRule="auto"/>
         <w:jc w:val="left"/>
       </w:pPr>
       <w:r>
@@ -1247,7 +1247,7 @@
     </w:p>
     <w:p>
       <w:pPr>
-        <w:spacing w:after="26" w:before="53" w:line="312" w:lineRule="auto"/>
+        <w:spacing w:after="37" w:before="74" w:line="312" w:lineRule="auto"/>
         <w:jc w:val="left"/>
         <w:pBdr>
           <w:bottom w:val="single" w:sz="6" w:space="2" w:color="C9D2DD"/>
@@ -1288,7 +1288,7 @@
       </w:tblGrid>
       <w:tr>
         <w:trPr>
-          <w:trHeight w:val="336" w:hRule="atLeast"/>
+          <w:trHeight w:val="469" w:hRule="atLeast"/>
         </w:trPr>
         <w:tc>
           <w:tcPr>
@@ -1409,7 +1409,7 @@
       </w:tr>
       <w:tr>
         <w:trPr>
-          <w:trHeight w:val="336" w:hRule="atLeast"/>
+          <w:trHeight w:val="469" w:hRule="atLeast"/>
         </w:trPr>
         <w:tc>
           <w:tcPr>
@@ -1425,7 +1425,7 @@
           <w:p>
             <w:pPr>
               <w:spacing w:after="0" w:line="312" w:lineRule="auto"/>
-              <w:jc w:val="left"/>
+              <w:jc w:val="center"/>
             </w:pPr>
             <w:r/>
             <w:r>
@@ -1451,7 +1451,7 @@
           <w:p>
             <w:pPr>
               <w:spacing w:after="0" w:line="312" w:lineRule="auto"/>
-              <w:jc w:val="left"/>
+              <w:jc w:val="center"/>
             </w:pPr>
             <w:r/>
             <w:r>
@@ -1477,7 +1477,7 @@
           <w:p>
             <w:pPr>
               <w:spacing w:after="0" w:line="312" w:lineRule="auto"/>
-              <w:jc w:val="left"/>
+              <w:jc w:val="center"/>
             </w:pPr>
             <w:r/>
             <w:r>
@@ -1503,7 +1503,7 @@
           <w:p>
             <w:pPr>
               <w:spacing w:after="0" w:line="312" w:lineRule="auto"/>
-              <w:jc w:val="left"/>
+              <w:jc w:val="center"/>
             </w:pPr>
             <w:r/>
             <w:r>
@@ -1518,7 +1518,7 @@
       </w:tr>
       <w:tr>
         <w:trPr>
-          <w:trHeight w:val="336" w:hRule="atLeast"/>
+          <w:trHeight w:val="469" w:hRule="atLeast"/>
         </w:trPr>
         <w:tc>
           <w:tcPr>
@@ -1534,7 +1534,7 @@
           <w:p>
             <w:pPr>
               <w:spacing w:after="0" w:line="312" w:lineRule="auto"/>
-              <w:jc w:val="left"/>
+              <w:jc w:val="center"/>
             </w:pPr>
             <w:r/>
             <w:r>
@@ -1560,7 +1560,7 @@
           <w:p>
             <w:pPr>
               <w:spacing w:after="0" w:line="312" w:lineRule="auto"/>
-              <w:jc w:val="left"/>
+              <w:jc w:val="center"/>
             </w:pPr>
             <w:r/>
             <w:r>
@@ -1586,7 +1586,7 @@
           <w:p>
             <w:pPr>
               <w:spacing w:after="0" w:line="312" w:lineRule="auto"/>
-              <w:jc w:val="left"/>
+              <w:jc w:val="center"/>
             </w:pPr>
             <w:r/>
             <w:r>
@@ -1612,7 +1612,7 @@
           <w:p>
             <w:pPr>
               <w:spacing w:after="0" w:line="312" w:lineRule="auto"/>
-              <w:jc w:val="left"/>
+              <w:jc w:val="center"/>
             </w:pPr>
             <w:r/>
             <w:r>
@@ -1628,7 +1628,7 @@
     </w:tbl>
     <w:p>
       <w:pPr>
-        <w:spacing w:after="26" w:before="0" w:line="312" w:lineRule="auto"/>
+        <w:spacing w:after="37" w:before="0" w:line="312" w:lineRule="auto"/>
         <w:jc w:val="left"/>
       </w:pPr>
       <w:r>
@@ -1641,7 +1641,7 @@
     </w:p>
     <w:p>
       <w:pPr>
-        <w:spacing w:after="26" w:before="0" w:line="312" w:lineRule="auto"/>
+        <w:spacing w:after="37" w:before="0" w:line="312" w:lineRule="auto"/>
         <w:ind w:left="170"/>
         <w:jc w:val="left"/>
       </w:pPr>
@@ -1656,7 +1656,7 @@
     </w:p>
     <w:p>
       <w:pPr>
-        <w:spacing w:after="26" w:before="0" w:line="312" w:lineRule="auto"/>
+        <w:spacing w:after="37" w:before="0" w:line="312" w:lineRule="auto"/>
         <w:ind w:left="170"/>
         <w:jc w:val="left"/>
       </w:pPr>
@@ -1671,7 +1671,7 @@
     </w:p>
     <w:p>
       <w:pPr>
-        <w:spacing w:after="26" w:before="0" w:line="312" w:lineRule="auto"/>
+        <w:spacing w:after="37" w:before="0" w:line="312" w:lineRule="auto"/>
         <w:ind w:left="170"/>
         <w:jc w:val="left"/>
       </w:pPr>
@@ -1686,7 +1686,7 @@
     </w:p>
     <w:p>
       <w:pPr>
-        <w:spacing w:after="26" w:before="0" w:line="312" w:lineRule="auto"/>
+        <w:spacing w:after="37" w:before="0" w:line="312" w:lineRule="auto"/>
         <w:jc w:val="left"/>
       </w:pPr>
       <w:r>
@@ -1712,7 +1712,7 @@
       </w:tblGrid>
       <w:tr>
         <w:trPr>
-          <w:trHeight w:val="673" w:hRule="atLeast"/>
+          <w:trHeight w:val="938" w:hRule="atLeast"/>
         </w:trPr>
         <w:tc>
           <w:tcPr>
@@ -1735,7 +1735,7 @@
               <w:rPr>
                 <w:rFonts w:ascii="Malgun Gothic" w:hAnsi="Malgun Gothic" w:eastAsia="Malgun Gothic" w:cs="Malgun Gothic"/>
                 <w:b w:val="0"/>
-                <w:sz w:val="20"/>
+                <w:sz w:val="19"/>
               </w:rPr>
             </w:r>
           </w:p>
@@ -1744,7 +1744,7 @@
     </w:tbl>
     <w:p>
       <w:pPr>
-        <w:spacing w:after="26" w:before="0" w:line="312" w:lineRule="auto"/>
+        <w:spacing w:after="37" w:before="0" w:line="312" w:lineRule="auto"/>
         <w:jc w:val="left"/>
       </w:pPr>
       <w:r>
@@ -1757,7 +1757,7 @@
     </w:p>
     <w:p>
       <w:pPr>
-        <w:spacing w:after="53" w:before="0" w:line="312" w:lineRule="auto"/>
+        <w:spacing w:after="74" w:before="0" w:line="312" w:lineRule="auto"/>
         <w:jc w:val="center"/>
       </w:pPr>
       <w:r>
@@ -1771,7 +1771,7 @@
     </w:p>
     <w:p>
       <w:pPr>
-        <w:spacing w:after="53" w:before="53" w:line="312" w:lineRule="auto"/>
+        <w:spacing w:after="74" w:before="74" w:line="312" w:lineRule="auto"/>
         <w:jc w:val="center"/>
       </w:pPr>
       <w:r>
@@ -1785,7 +1785,7 @@
     </w:p>
     <w:p>
       <w:pPr>
-        <w:spacing w:after="53" w:before="0" w:line="312" w:lineRule="auto"/>
+        <w:spacing w:after="74" w:before="0" w:line="312" w:lineRule="auto"/>
         <w:jc w:val="right"/>
       </w:pPr>
       <w:r>
@@ -1799,7 +1799,7 @@
     </w:p>
     <w:p>
       <w:pPr>
-        <w:spacing w:after="0" w:before="40" w:line="312" w:lineRule="auto"/>
+        <w:spacing w:after="0" w:before="55" w:line="312" w:lineRule="auto"/>
         <w:jc w:val="left"/>
       </w:pPr>
       <w:r>
